--- a/data/Agreements Multilateral_Declaration of Santiago.docx
+++ b/data/Agreements Multilateral_Declaration of Santiago.docx
@@ -2,13 +2,13 @@
 <file path=word/document.xml><?xml version="1.0" encoding="utf-8"?>
 <w:document xmlns:w="http://schemas.openxmlformats.org/wordprocessingml/2006/main" xmlns:m="http://schemas.openxmlformats.org/officeDocument/2006/math" xmlns:r="http://schemas.openxmlformats.org/officeDocument/2006/relationships" xmlns:o="urn:schemas-microsoft-com:office:office" xmlns:v="urn:schemas-microsoft-com:vml" xmlns:w10="urn:schemas-microsoft-com:office:word" xmlns:a="http://schemas.openxmlformats.org/drawingml/2006/main" xmlns:pic="http://schemas.openxmlformats.org/drawingml/2006/picture" xmlns:wp="http://schemas.openxmlformats.org/drawingml/2006/wordprocessingDrawing">
   <w:body>
-    <w:bookmarkStart w:id="26" w:name="Xe019bbca0dce5f30b5ba524884706aa14d431a9"/>
+    <w:bookmarkStart w:id="26" w:name="X7b0be4b48d2fe8d73ff9d4115aeb6424b1a7e22"/>
     <w:p>
       <w:pPr>
         <w:pStyle w:val="Heading1"/>
       </w:pPr>
       <w:r>
-        <w:t xml:space="preserve">“Declaration of Santiago: Promoting Ethical Artificial Intelligence in Latin America and the Caribbean”</w:t>
+        <w:t xml:space="preserve">Declarations of Santiago: 1998 Summit of the Americas and 2023 Latin America and Caribbean AI Ethics</w:t>
       </w:r>
     </w:p>
     <w:p>
@@ -23,7 +23,7 @@
         <w:t xml:space="preserve">Date</w:t>
       </w:r>
       <w:r>
-        <w:t xml:space="preserve">: 2023-10-23</w:t>
+        <w:t xml:space="preserve">: 2023-10-24</w:t>
       </w:r>
     </w:p>
     <w:p>
@@ -55,19 +55,7 @@
         <w:pStyle w:val="FirstParagraph"/>
       </w:pPr>
       <w:r>
-        <w:t xml:space="preserve">The</w:t>
-      </w:r>
-      <w:r>
-        <w:t xml:space="preserve"> </w:t>
-      </w:r>
-      <w:r>
-        <w:t xml:space="preserve">“Declaration of Santiago,”</w:t>
-      </w:r>
-      <w:r>
-        <w:t xml:space="preserve"> </w:t>
-      </w:r>
-      <w:r>
-        <w:t xml:space="preserve">signed on October 23-24, 2023, by representatives from Latin America and the Caribbean, emphasizes the commitment to ethical artificial intelligence (AI) development in the region. It acknowledges AI’s potential to transform development models while recognizing associated risks to human rights and societal inequalities. The declaration calls for strategic regulation, governance, and regional cooperation to harness AI’s benefits responsibly. It highlights the importance of integrating cultural specifics into AI technologies and stresses the need for public policies that uphold human rights principles. A working group will be established to form an intergovernmental AI council, with Chile leading the initiative. The declaration also emphasizes the necessity of empowering citizens through education and fostering inclusive AI practices to mitigate risks, particularly for vulnerable populations.</w:t>
+        <w:t xml:space="preserve">The Declaration of Santiago (2023) reflects a unified commitment by Latin American and Caribbean nations to promote ethical, inclusive, and human rights-based development and governance of artificial intelligence (AI) in the region. Recognizing both the opportunities and risks of AI, the declaration emphasizes the need for strategic regulation, regional cooperation, and the integration of local cultural perspectives. Key actions include establishing a regional working group, led by Chile, to lay the groundwork for an intergovernmental AI council, and leveraging UNESCO’s ethical guidelines. The declaration calls for inclusive policy-making, capacity-building, investment, and safeguards to address social inequalities, protect vulnerable groups, and ensure responsible AI use. It also highlights the importance of data governance, innovation, and collaboration among governments, private sector, academia, and civil society to maximize AI’s benefits while mitigating its risks.</w:t>
       </w:r>
     </w:p>
     <w:bookmarkEnd w:id="20"/>
@@ -89,23 +77,7 @@
         </w:numPr>
       </w:pPr>
       <w:r>
-        <w:t xml:space="preserve">The</w:t>
-      </w:r>
-      <w:r>
-        <w:t xml:space="preserve"> </w:t>
-      </w:r>
-      <w:r>
-        <w:rPr>
-          <w:b/>
-          <w:bCs/>
-        </w:rPr>
-        <w:t xml:space="preserve">Declaration of Santiago</w:t>
-      </w:r>
-      <w:r>
-        <w:t xml:space="preserve"> </w:t>
-      </w:r>
-      <w:r>
-        <w:t xml:space="preserve">(2023) emphasizes the commitment to ethical AI development in Latin America and the Caribbean, focusing on human rights and cultural considerations.</w:t>
+        <w:t xml:space="preserve">The 2023 Declaration of Santiago focuses on promoting ethical artificial intelligence (AI) in Latin America and the Caribbean, emphasizing human rights, inclusion, and regional cooperation.</w:t>
       </w:r>
     </w:p>
     <w:p>
@@ -117,7 +89,7 @@
         </w:numPr>
       </w:pPr>
       <w:r>
-        <w:t xml:space="preserve">It acknowledges the potential of AI to transform development models but warns of risks to privacy, employment, and inequality.</w:t>
+        <w:t xml:space="preserve">It calls for the creation of a regional intergovernmental AI Council, led initially by Chile, to coordinate strategies, regulations, and capacity-building aligned with UNESCO’s AI ethics recommendations.</w:t>
       </w:r>
     </w:p>
     <w:p>
@@ -129,23 +101,7 @@
         </w:numPr>
       </w:pPr>
       <w:r>
-        <w:t xml:space="preserve">A</w:t>
-      </w:r>
-      <w:r>
-        <w:t xml:space="preserve"> </w:t>
-      </w:r>
-      <w:r>
-        <w:rPr>
-          <w:b/>
-          <w:bCs/>
-        </w:rPr>
-        <w:t xml:space="preserve">working group</w:t>
-      </w:r>
-      <w:r>
-        <w:t xml:space="preserve"> </w:t>
-      </w:r>
-      <w:r>
-        <w:t xml:space="preserve">is proposed to establish an intergovernmental council for AI governance in the region.</w:t>
+        <w:t xml:space="preserve">The declaration highlights the need for inclusive, sustainable, and culturally relevant AI development, addressing risks such as discrimination, privacy, and inequality, and ensuring broad stakeholder participation.</w:t>
       </w:r>
     </w:p>
     <w:p>
@@ -157,23 +113,7 @@
         </w:numPr>
       </w:pPr>
       <w:r>
-        <w:t xml:space="preserve">The declaration calls for</w:t>
-      </w:r>
-      <w:r>
-        <w:t xml:space="preserve"> </w:t>
-      </w:r>
-      <w:r>
-        <w:rPr>
-          <w:b/>
-          <w:bCs/>
-        </w:rPr>
-        <w:t xml:space="preserve">multistakeholder collaboration</w:t>
-      </w:r>
-      <w:r>
-        <w:t xml:space="preserve"> </w:t>
-      </w:r>
-      <w:r>
-        <w:t xml:space="preserve">in AI policy-making, ensuring diverse participation and addressing specific regional needs.</w:t>
+        <w:t xml:space="preserve">It stresses the importance of public policies that ensure transparency, accountability, gender equity, data protection, and responsible innovation, while fostering investment, education, and digital skills.</w:t>
       </w:r>
     </w:p>
     <w:p>
@@ -185,51 +125,7 @@
         </w:numPr>
       </w:pPr>
       <w:r>
-        <w:t xml:space="preserve">It highlights the importance of</w:t>
-      </w:r>
-      <w:r>
-        <w:t xml:space="preserve"> </w:t>
-      </w:r>
-      <w:r>
-        <w:rPr>
-          <w:b/>
-          <w:bCs/>
-        </w:rPr>
-        <w:t xml:space="preserve">education and capacity building</w:t>
-      </w:r>
-      <w:r>
-        <w:t xml:space="preserve"> </w:t>
-      </w:r>
-      <w:r>
-        <w:t xml:space="preserve">to empower citizens regarding AI’s impact and benefits.</w:t>
-      </w:r>
-    </w:p>
-    <w:p>
-      <w:pPr>
-        <w:pStyle w:val="Compact"/>
-        <w:numPr>
-          <w:ilvl w:val="0"/>
-          <w:numId w:val="1001"/>
-        </w:numPr>
-      </w:pPr>
-      <w:r>
-        <w:t xml:space="preserve">The document stresses the need for</w:t>
-      </w:r>
-      <w:r>
-        <w:t xml:space="preserve"> </w:t>
-      </w:r>
-      <w:r>
-        <w:rPr>
-          <w:b/>
-          <w:bCs/>
-        </w:rPr>
-        <w:t xml:space="preserve">regulatory frameworks</w:t>
-      </w:r>
-      <w:r>
-        <w:t xml:space="preserve"> </w:t>
-      </w:r>
-      <w:r>
-        <w:t xml:space="preserve">that prioritize human rights and ethical standards in AI deployment.</w:t>
+        <w:t xml:space="preserve">The document urges monitoring AI’s impact on labor, supporting vulnerable groups, and promoting regional autonomy in AI governance, data sharing, and infrastructure collaboration.</w:t>
       </w:r>
     </w:p>
     <w:bookmarkEnd w:id="21"/>
@@ -299,7 +195,7 @@
               <w:pStyle w:val="Compact"/>
             </w:pPr>
             <w:r>
-              <w:t xml:space="preserve">Governments; Community of Latin American and Caribbean States; United Nations</w:t>
+              <w:t xml:space="preserve">Governments; Government Officials; Policy Level Representatives; United Nations; United Nations Officials; Organisation of Ibero-American States; Community of Latin American and Caribbean States</w:t>
             </w:r>
           </w:p>
         </w:tc>
@@ -312,18 +208,18 @@
               <w:pStyle w:val="Compact"/>
             </w:pPr>
             <w:r>
-              <w:t xml:space="preserve">Research and Innovation Actors</w:t>
-            </w:r>
-          </w:p>
-        </w:tc>
-        <w:tc>
-          <w:tcPr/>
-          <w:p>
-            <w:pPr>
-              <w:pStyle w:val="Compact"/>
-            </w:pPr>
-            <w:r>
-              <w:t xml:space="preserve">UNESCO; CAF - banco de desarrollo de América Latina y el Caribe</w:t>
+              <w:t xml:space="preserve">Economic Actors</w:t>
+            </w:r>
+          </w:p>
+        </w:tc>
+        <w:tc>
+          <w:tcPr/>
+          <w:p>
+            <w:pPr>
+              <w:pStyle w:val="Compact"/>
+            </w:pPr>
+            <w:r>
+              <w:t xml:space="preserve">Development Bank of Latin America and the Caribbean; Inter-American Development Bank; Organisation for Economic Cooperation and Development; World Bank; Private Sector Representatives; Industry Actors</w:t>
             </w:r>
           </w:p>
         </w:tc>
@@ -336,18 +232,42 @@
               <w:pStyle w:val="Compact"/>
             </w:pPr>
             <w:r>
-              <w:t xml:space="preserve">Economic Actors</w:t>
-            </w:r>
-          </w:p>
-        </w:tc>
-        <w:tc>
-          <w:tcPr/>
-          <w:p>
-            <w:pPr>
-              <w:pStyle w:val="Compact"/>
-            </w:pPr>
-            <w:r>
-              <w:t xml:space="preserve">Inter-American Development Bank; Development Bank of Latin America and the Caribbean</w:t>
+              <w:t xml:space="preserve">Civil Society Actors</w:t>
+            </w:r>
+          </w:p>
+        </w:tc>
+        <w:tc>
+          <w:tcPr/>
+          <w:p>
+            <w:pPr>
+              <w:pStyle w:val="Compact"/>
+            </w:pPr>
+            <w:r>
+              <w:t xml:space="preserve">Civil Society Organisations; Non-governmental Institutions</w:t>
+            </w:r>
+          </w:p>
+        </w:tc>
+      </w:tr>
+      <w:tr>
+        <w:tc>
+          <w:tcPr/>
+          <w:p>
+            <w:pPr>
+              <w:pStyle w:val="Compact"/>
+            </w:pPr>
+            <w:r>
+              <w:t xml:space="preserve">Research and Innovation Actors</w:t>
+            </w:r>
+          </w:p>
+        </w:tc>
+        <w:tc>
+          <w:tcPr/>
+          <w:p>
+            <w:pPr>
+              <w:pStyle w:val="Compact"/>
+            </w:pPr>
+            <w:r>
+              <w:t xml:space="preserve">Universities; Academic Institutions; Research Performing Organisations</w:t>
             </w:r>
           </w:p>
         </w:tc>
@@ -420,7 +340,7 @@
               <w:pStyle w:val="Compact"/>
             </w:pPr>
             <w:r>
-              <w:t xml:space="preserve">Artificial Intelligence; AI Ethics</w:t>
+              <w:t xml:space="preserve">Artificial Intelligence; AI Ethics; Tech-Driven Solutions</w:t>
             </w:r>
           </w:p>
         </w:tc>
@@ -444,7 +364,7 @@
               <w:pStyle w:val="Compact"/>
             </w:pPr>
             <w:r>
-              <w:t xml:space="preserve">Digital Rights; Data Protection; Digital Governance</w:t>
+              <w:t xml:space="preserve">Digital Governance; Data Protection; Digital Rights; Digital Ethics</w:t>
             </w:r>
           </w:p>
         </w:tc>
@@ -457,18 +377,18 @@
               <w:pStyle w:val="Compact"/>
             </w:pPr>
             <w:r>
-              <w:t xml:space="preserve">Inclusion &amp; Social Development</w:t>
-            </w:r>
-          </w:p>
-        </w:tc>
-        <w:tc>
-          <w:tcPr/>
-          <w:p>
-            <w:pPr>
-              <w:pStyle w:val="Compact"/>
-            </w:pPr>
-            <w:r>
-              <w:t xml:space="preserve">Digital Inclusion; Gender Equality in Tech</w:t>
+              <w:t xml:space="preserve">Digital Transformation &amp; Strategy</w:t>
+            </w:r>
+          </w:p>
+        </w:tc>
+        <w:tc>
+          <w:tcPr/>
+          <w:p>
+            <w:pPr>
+              <w:pStyle w:val="Compact"/>
+            </w:pPr>
+            <w:r>
+              <w:t xml:space="preserve">Digital Agenda; Digital Acceleration; Digital Policy; Digital Skills Development; Digital Infrastructure; Digital Ecosystem; Digital Investment; Digital Regulation</w:t>
             </w:r>
           </w:p>
         </w:tc>
@@ -481,6 +401,30 @@
               <w:pStyle w:val="Compact"/>
             </w:pPr>
             <w:r>
+              <w:t xml:space="preserve">Inclusion &amp; Social Development</w:t>
+            </w:r>
+          </w:p>
+        </w:tc>
+        <w:tc>
+          <w:tcPr/>
+          <w:p>
+            <w:pPr>
+              <w:pStyle w:val="Compact"/>
+            </w:pPr>
+            <w:r>
+              <w:t xml:space="preserve">Digital Inclusion; Gender Equality in Tech; Digital Education</w:t>
+            </w:r>
+          </w:p>
+        </w:tc>
+      </w:tr>
+      <w:tr>
+        <w:tc>
+          <w:tcPr/>
+          <w:p>
+            <w:pPr>
+              <w:pStyle w:val="Compact"/>
+            </w:pPr>
+            <w:r>
               <w:t xml:space="preserve">Regional &amp; International Cooperation</w:t>
             </w:r>
           </w:p>
@@ -492,7 +436,7 @@
               <w:pStyle w:val="Compact"/>
             </w:pPr>
             <w:r>
-              <w:t xml:space="preserve">Global Digital Cooperation; Digital &amp; Technological Partnerships</w:t>
+              <w:t xml:space="preserve">Global Digital Cooperation; Multilateralism; Digital &amp; Technological Partnerships</w:t>
             </w:r>
           </w:p>
         </w:tc>
@@ -517,7 +461,7 @@
         </w:numPr>
       </w:pPr>
       <w:r>
-        <w:t xml:space="preserve">Establishment of a Working Group aimed at forming an Intergovernmental Council on Artificial Intelligence for Latin America and the Caribbean, as part of the Declaration of Santiago.</w:t>
+        <w:t xml:space="preserve">Establishment of a Group of Work (Grupo de Trabajo) with the aim of constituting an Intergovernmental Council on Artificial Intelligence for Latin America and the Caribbean, under the framework of the UNESCO Recommendation on the Ethics of AI, to strengthen regional capacities in this area.</w:t>
       </w:r>
     </w:p>
     <w:p>
@@ -529,7 +473,7 @@
         </w:numPr>
       </w:pPr>
       <w:r>
-        <w:t xml:space="preserve">Commitment to promote the participation of multiple stakeholders in the design and implementation of public policies, plans, and strategies related to AI, in alignment with the UNESCO Recommendation on the Ethics of Artificial Intelligence.</w:t>
+        <w:t xml:space="preserve">Appointment of the Republic of Chile to lead the Group of Work, with a mandate to convene a working meeting during the first half of 2024; participating countries are to designate a focal point for this process.</w:t>
       </w:r>
     </w:p>
     <w:p>
@@ -541,7 +485,7 @@
         </w:numPr>
       </w:pPr>
       <w:r>
-        <w:t xml:space="preserve">Recognition of the need for countries to analyze and adopt new legal frameworks and regulatory agendas for the responsible design, development, and use of AI, considering human rights principles.</w:t>
+        <w:t xml:space="preserve">Ongoing technical and financial support from UNESCO and CAF (Development Bank of Latin America and the Caribbean) for the Group of Work for a period of two years.</w:t>
       </w:r>
     </w:p>
     <w:p>
@@ -553,7 +497,7 @@
         </w:numPr>
       </w:pPr>
       <w:r>
-        <w:t xml:space="preserve">Agreement to monitor the impact of AI on workers in Latin America and the Caribbean, with a focus on protecting vulnerable populations, particularly youth.</w:t>
+        <w:t xml:space="preserve">Recognition of the technical and financial support provided by UNESCO and CAF for the organization and execution of the ministerial meeting and for fostering discussions and exchange of best practices on AI in the region.</w:t>
       </w:r>
     </w:p>
     <w:p>
@@ -565,7 +509,7 @@
         </w:numPr>
       </w:pPr>
       <w:r>
-        <w:t xml:space="preserve">Acknowledgment of the importance of strengthening capacities and empowering individuals in the region regarding AI, including the development of educational methodologies to enhance understanding of AI’s impact.</w:t>
+        <w:t xml:space="preserve">Active implementation of national public policy initiatives in some countries of the region, focusing on ethics, regulation, talent development, and infrastructure for the deployment of AI technology.</w:t>
       </w:r>
     </w:p>
     <w:p>
@@ -577,7 +521,7 @@
         </w:numPr>
       </w:pPr>
       <w:r>
-        <w:t xml:space="preserve">Promotion of initiatives and policies to foster inclusive design, development, and use of AI, emphasizing gender equity and intersectional perspectives.</w:t>
+        <w:t xml:space="preserve">Use of the UNESCO Recommendation on the Ethics of Artificial Intelligence, including its Readiness Assessment Methodology and Ethical Impact Assessment Methodology, as guiding tools for the design and implementation of national AI policies, plans, and strategies.</w:t>
       </w:r>
     </w:p>
     <w:p>
@@ -589,7 +533,7 @@
         </w:numPr>
       </w:pPr>
       <w:r>
-        <w:t xml:space="preserve">Commitment to enhance investments in the region to leverage AI for addressing various challenges and promoting innovative uses of the technology.</w:t>
+        <w:t xml:space="preserve">Commitment to promote multi-stakeholder participation in the design and implementation of public policies, plans, and strategies related to AI.</w:t>
       </w:r>
     </w:p>
     <w:p>
@@ -601,19 +545,7 @@
         </w:numPr>
       </w:pPr>
       <w:r>
-        <w:t xml:space="preserve">Agreement to strengthen governance, representativeness, and quality of data used in AI systems, and to promote safe, equitable, legal, and ethical data sharing mechanisms.</w:t>
-      </w:r>
-    </w:p>
-    <w:p>
-      <w:pPr>
-        <w:pStyle w:val="Compact"/>
-        <w:numPr>
-          <w:ilvl w:val="0"/>
-          <w:numId w:val="1002"/>
-        </w:numPr>
-      </w:pPr>
-      <w:r>
-        <w:t xml:space="preserve">Decision to deepen regional dialogue on AI development and deployment, reflecting the needs and interests of Latin America and the Caribbean.</w:t>
+        <w:t xml:space="preserve">Encouragement of collaboration and shared use of infrastructure and computing capacity resources in the context of AI among countries in the region.</w:t>
       </w:r>
     </w:p>
     <w:bookmarkEnd w:id="24"/>
@@ -635,7 +567,7 @@
         </w:numPr>
       </w:pPr>
       <w:r>
-        <w:t xml:space="preserve">Establish a Working Group aimed at forming an Intergovernmental Council on Artificial Intelligence for Latin America and the Caribbean, with a meeting to be convened in the first half of 2024.</w:t>
+        <w:t xml:space="preserve">The Republic of Chile will convene a meeting of the regional AI Working Group in the first half of 2024.</w:t>
       </w:r>
     </w:p>
     <w:p>
@@ -647,19 +579,7 @@
         </w:numPr>
       </w:pPr>
       <w:r>
-        <w:t xml:space="preserve">Commit to maintaining support from UNESCO and CAF for the Working Group for a duration of two (2) years.</w:t>
-      </w:r>
-    </w:p>
-    <w:p>
-      <w:pPr>
-        <w:pStyle w:val="Compact"/>
-        <w:numPr>
-          <w:ilvl w:val="0"/>
-          <w:numId w:val="1003"/>
-        </w:numPr>
-      </w:pPr>
-      <w:r>
-        <w:t xml:space="preserve">Countries will designate a focal point to facilitate the process of establishing the Working Group.</w:t>
+        <w:t xml:space="preserve">UNESCO and CAF are to be evaluated for maintaining support to the AI Working Group for a period of two (2) years.</w:t>
       </w:r>
     </w:p>
     <w:bookmarkEnd w:id="25"/>
